--- a/examples/demo.docx
+++ b/examples/demo.docx
@@ -11,8 +11,8 @@
       </w:r>
       <w:r>
         <w:rPr>
+          <w:rFonts w:hint="eastAsia" w:eastAsia="Noto Serif SC Heavy X"/>
           <w:b w:val="0"/>
-          <w:rFonts w:hint="eastAsia" w:eastAsia="Noto Serif SC Heavy X"/>
         </w:rPr>
         <w:t xml:space="preserve">转换质量演示</w:t>
       </w:r>
@@ -69,8 +69,8 @@
       </w:pPr>
       <w:r>
         <w:rPr>
+          <w:rFonts w:hint="eastAsia" w:eastAsia="Noto Serif SC Heavy X"/>
           <w:b w:val="0"/>
-          <w:rFonts w:hint="eastAsia" w:eastAsia="Noto Serif SC Heavy X"/>
         </w:rPr>
         <w:t xml:space="preserve">概述</w:t>
       </w:r>
@@ -136,7 +136,7 @@
         <w:rPr>
           <w:rStyle w:val="VerbatimChar"/>
         </w:rPr>
-        <w:t xml:space="preserve">python scripts/md_convert.py examples/demo.md -o demo.docx --toc</w:t>
+        <w:t xml:space="preserve">python scripts/to_docx.py examples/demo.md -o demo.docx --toc</w:t>
       </w:r>
     </w:p>
     <w:p>
@@ -328,8 +328,8 @@
       </w:pPr>
       <w:r>
         <w:rPr>
+          <w:rFonts w:hint="eastAsia" w:eastAsia="Noto Serif SC Heavy X"/>
           <w:b w:val="0"/>
-          <w:rFonts w:hint="eastAsia" w:eastAsia="Noto Serif SC Heavy X"/>
         </w:rPr>
         <w:t xml:space="preserve">数学公式</w:t>
       </w:r>
@@ -729,8 +729,8 @@
       </w:pPr>
       <w:r>
         <w:rPr>
+          <w:rFonts w:hint="eastAsia" w:eastAsia="Noto Serif SC Heavy X"/>
           <w:b w:val="0"/>
-          <w:rFonts w:hint="eastAsia" w:eastAsia="Noto Serif SC Heavy X"/>
         </w:rPr>
         <w:t xml:space="preserve">表格</w:t>
       </w:r>
@@ -779,8 +779,7 @@
       <w:tblPr>
         <w:tblStyle w:val="Table"/>
         <w:tblW w:type="auto" w:w="0"/>
-        <w:tblLook w:firstRow="1" w:lastRow="0" w:firstColumn="0" w:lastColumn="0" w:noHBand="0" w:noVBand="0" w:val="0020"/>
-        <w:tblCaption w:val="表 1 某产品 2026 年分季度经营指标（示意数据）"/>
+        <w:tblLayout w:type="autofit"/>
         <w:jc w:val="center"/>
         <w:tblBorders>
           <w:top w:val="single" w:sz="12" w:space="0" w:color="000000"/>
@@ -790,7 +789,8 @@
           <w:insideH w:val="none"/>
           <w:insideV w:val="none"/>
         </w:tblBorders>
-        <w:tblLayout w:type="autofit"/>
+        <w:tblLook w:firstRow="1" w:lastRow="0" w:firstColumn="0" w:lastColumn="0" w:noHBand="0" w:noVBand="0" w:val="0020"/>
+        <w:tblCaption w:val="表 1 某产品 2026 年分季度经营指标（示意数据）"/>
       </w:tblPr>
       <w:tblGrid>
         <w:gridCol w:w="1584"/>
@@ -801,8 +801,8 @@
       </w:tblGrid>
       <w:tr>
         <w:trPr>
+          <w:cantSplit/>
           <w:tblHeader w:val="on"/>
-          <w:cantSplit/>
         </w:trPr>
         <w:tc>
           <w:tcPr>
@@ -1136,9 +1136,6 @@
       <w:tblPr>
         <w:tblStyle w:val="Table"/>
         <w:tblW w:type="auto" w:w="0"/>
-        <w:tblLayout w:type="autofit"/>
-        <w:tblLook w:firstRow="1" w:lastRow="0" w:firstColumn="0" w:lastColumn="0" w:noHBand="0" w:noVBand="0" w:val="0020"/>
-        <w:tblCaption w:val="表 2 核心特性一览"/>
         <w:jc w:val="center"/>
         <w:tblBorders>
           <w:top w:val="single" w:sz="12" w:space="0" w:color="000000"/>
@@ -1148,6 +1145,9 @@
           <w:insideH w:val="none"/>
           <w:insideV w:val="none"/>
         </w:tblBorders>
+        <w:tblLayout w:type="autofit"/>
+        <w:tblLook w:firstRow="1" w:lastRow="0" w:firstColumn="0" w:lastColumn="0" w:noHBand="0" w:noVBand="0" w:val="0020"/>
+        <w:tblCaption w:val="表 2 核心特性一览"/>
       </w:tblPr>
       <w:tblGrid>
         <w:gridCol w:w="3600"/>
@@ -1156,8 +1156,8 @@
       </w:tblGrid>
       <w:tr>
         <w:trPr>
+          <w:cantSplit/>
           <w:tblHeader w:val="on"/>
-          <w:cantSplit/>
         </w:trPr>
         <w:tc>
           <w:tcPr>
@@ -1403,8 +1403,8 @@
       </w:pPr>
       <w:r>
         <w:rPr>
+          <w:rFonts w:hint="eastAsia" w:eastAsia="Noto Serif SC Heavy X"/>
           <w:b w:val="0"/>
-          <w:rFonts w:hint="eastAsia" w:eastAsia="Noto Serif SC Heavy X"/>
         </w:rPr>
         <w:t xml:space="preserve">代码</w:t>
       </w:r>
@@ -1496,7 +1496,7 @@
         <w:rPr>
           <w:rStyle w:val="VerbatimChar"/>
         </w:rPr>
-        <w:t xml:space="preserve">    exit_code = md_convert.main(argv)</w:t>
+        <w:t xml:space="preserve">    exit_code = to_docx.main(argv)</w:t>
       </w:r>
       <w:r>
         <w:br/>
@@ -1575,7 +1575,7 @@
         <w:rPr>
           <w:rStyle w:val="VerbatimChar"/>
         </w:rPr>
-        <w:t xml:space="preserve">  python md_convert.py "$f" -o "dist/${f%.md}.docx" --toc</w:t>
+        <w:t xml:space="preserve">  python to_docx.py "$f" -o "dist/${f%.md}.docx" --toc</w:t>
       </w:r>
       <w:r>
         <w:br/>
@@ -1595,8 +1595,8 @@
       </w:pPr>
       <w:r>
         <w:rPr>
+          <w:rFonts w:hint="eastAsia" w:eastAsia="Noto Serif SC Heavy X"/>
           <w:b w:val="0"/>
-          <w:rFonts w:hint="eastAsia" w:eastAsia="Noto Serif SC Heavy X"/>
         </w:rPr>
         <w:t xml:space="preserve">列表与引用</w:t>
       </w:r>
@@ -1754,8 +1754,8 @@
       </w:pPr>
       <w:r>
         <w:rPr>
+          <w:rFonts w:hint="eastAsia" w:eastAsia="Noto Serif SC Heavy X"/>
           <w:b w:val="0"/>
-          <w:rFonts w:hint="eastAsia" w:eastAsia="Noto Serif SC Heavy X"/>
         </w:rPr>
         <w:t xml:space="preserve">图</w:t>
       </w:r>
@@ -1853,8 +1853,8 @@
       </w:pPr>
       <w:r>
         <w:rPr>
+          <w:rFonts w:hint="eastAsia" w:eastAsia="Noto Serif SC Heavy X"/>
           <w:b w:val="0"/>
-          <w:rFonts w:hint="eastAsia" w:eastAsia="Noto Serif SC Heavy X"/>
         </w:rPr>
         <w:t xml:space="preserve">其他元素</w:t>
       </w:r>
@@ -2340,7 +2340,7 @@
       <w:spacing w:line="360" w:lineRule="auto"/>
     </w:pPr>
     <w:rPr>
-      <w:rFonts w:ascii="Times New Roman" w:eastAsia="SimSun" w:eastAsiaTheme="none" w:hAnsi="Times New Roman"/>
+      <w:rFonts w:ascii="Times New Roman" w:eastAsia="SimSun" w:hAnsi="Times New Roman"/>
       <w:color w:val="000000"/>
       <w:sz w:val="24"/>
       <w:lang w:eastAsia="zh-CN"/>
@@ -2401,7 +2401,7 @@
       <w:jc w:val="center"/>
     </w:pPr>
     <w:rPr>
-      <w:rFonts w:ascii="Times New Roman" w:asciiTheme="majorHAnsi" w:cstheme="majorBidi" w:eastAsia="Noto Serif SC Heavy X" w:eastAsiaTheme="majorEastAsia" w:hAnsi="Times New Roman" w:hAnsiTheme="majorHAnsi"/>
+      <w:rFonts w:ascii="Times New Roman" w:eastAsia="Noto Serif SC Heavy X" w:hAnsi="Times New Roman"/>
       <w:color w:val="000000"/>
       <w:sz w:val="44"/>
       <w:szCs w:val="56"/>
@@ -2434,7 +2434,8 @@
       <w:jc w:val="center"/>
     </w:pPr>
     <w:rPr>
-      <w:rFonts w:cstheme="majorBidi" w:eastAsiaTheme="majorEastAsia"/>
+      <w:rFonts w:ascii="Times New Roman" w:eastAsia="SimSun" w:hAnsi="Times New Roman"/>
+      <w:color w:val="000000"/>
       <w:spacing w:val="15"/>
       <w:sz w:val="28"/>
       <w:szCs w:val="28"/>
@@ -2465,6 +2466,8 @@
       <w:jc w:val="center"/>
     </w:pPr>
     <w:rPr>
+      <w:rFonts w:ascii="Times New Roman" w:eastAsia="SimSun" w:hAnsi="Times New Roman"/>
+      <w:color w:val="000000"/>
       <w:sz w:val="24"/>
       <w:szCs w:val="24"/>
     </w:rPr>
@@ -2480,6 +2483,8 @@
       <w:jc w:val="center"/>
     </w:pPr>
     <w:rPr>
+      <w:rFonts w:ascii="Times New Roman" w:eastAsia="SimSun" w:hAnsi="Times New Roman"/>
+      <w:color w:val="000000"/>
       <w:sz w:val="24"/>
       <w:szCs w:val="24"/>
     </w:rPr>
@@ -2539,7 +2544,7 @@
       <w:outlineLvl w:val="0"/>
     </w:pPr>
     <w:rPr>
-      <w:rFonts w:ascii="Times New Roman" w:asciiTheme="majorHAnsi" w:cstheme="majorBidi" w:eastAsia="Noto Serif SC Heavy X" w:eastAsiaTheme="majorEastAsia" w:hAnsi="Times New Roman" w:hAnsiTheme="majorHAnsi"/>
+      <w:rFonts w:ascii="Times New Roman" w:eastAsia="Noto Serif SC Heavy X" w:hAnsi="Times New Roman"/>
       <w:color w:val="000000"/>
       <w:sz w:val="32"/>
       <w:szCs w:val="40"/>
@@ -2562,7 +2567,7 @@
       <w:outlineLvl w:val="1"/>
     </w:pPr>
     <w:rPr>
-      <w:rFonts w:ascii="Times New Roman" w:asciiTheme="majorHAnsi" w:cstheme="majorBidi" w:eastAsia="Noto Serif SC Heavy X" w:eastAsiaTheme="majorEastAsia" w:hAnsi="Times New Roman" w:hAnsiTheme="majorHAnsi"/>
+      <w:rFonts w:ascii="Times New Roman" w:eastAsia="Noto Serif SC Heavy X" w:hAnsi="Times New Roman"/>
       <w:color w:val="000000"/>
       <w:sz w:val="28"/>
       <w:szCs w:val="32"/>
@@ -2585,7 +2590,7 @@
       <w:outlineLvl w:val="2"/>
     </w:pPr>
     <w:rPr>
-      <w:rFonts w:ascii="Times New Roman" w:cstheme="majorBidi" w:eastAsia="Noto Serif SC Heavy X" w:eastAsiaTheme="majorEastAsia" w:hAnsi="Times New Roman"/>
+      <w:rFonts w:ascii="Times New Roman" w:eastAsia="Noto Serif SC Heavy X" w:hAnsi="Times New Roman"/>
       <w:color w:val="000000"/>
       <w:sz w:val="26"/>
       <w:szCs w:val="28"/>
@@ -2608,7 +2613,7 @@
       <w:outlineLvl w:val="3"/>
     </w:pPr>
     <w:rPr>
-      <w:rFonts w:ascii="Times New Roman" w:cstheme="majorBidi" w:eastAsia="Noto Serif SC Heavy X" w:eastAsiaTheme="majorEastAsia" w:hAnsi="Times New Roman"/>
+      <w:rFonts w:ascii="Times New Roman" w:eastAsia="Noto Serif SC Heavy X" w:hAnsi="Times New Roman"/>
       <w:i/>
       <w:iCs/>
       <w:color w:val="000000"/>
@@ -2632,7 +2637,7 @@
       <w:outlineLvl w:val="4"/>
     </w:pPr>
     <w:rPr>
-      <w:rFonts w:ascii="Times New Roman" w:cstheme="majorBidi" w:eastAsia="Noto Serif SC Heavy X" w:eastAsiaTheme="majorEastAsia" w:hAnsi="Times New Roman"/>
+      <w:rFonts w:ascii="Times New Roman" w:eastAsia="Noto Serif SC Heavy X" w:hAnsi="Times New Roman"/>
       <w:color w:val="000000"/>
       <w:sz w:val="24"/>
     </w:rPr>
@@ -2654,7 +2659,7 @@
       <w:outlineLvl w:val="5"/>
     </w:pPr>
     <w:rPr>
-      <w:rFonts w:ascii="Times New Roman" w:cstheme="majorBidi" w:eastAsia="Noto Serif SC Heavy X" w:eastAsiaTheme="majorEastAsia" w:hAnsi="Times New Roman"/>
+      <w:rFonts w:ascii="Times New Roman" w:eastAsia="Noto Serif SC Heavy X" w:hAnsi="Times New Roman"/>
       <w:i/>
       <w:iCs/>
       <w:color w:val="000000"/>
@@ -2678,7 +2683,7 @@
       <w:outlineLvl w:val="6"/>
     </w:pPr>
     <w:rPr>
-      <w:rFonts w:ascii="Times New Roman" w:cstheme="majorBidi" w:eastAsia="Noto Serif SC Heavy X" w:eastAsiaTheme="majorEastAsia" w:hAnsi="Times New Roman"/>
+      <w:rFonts w:ascii="Times New Roman" w:eastAsia="Noto Serif SC Heavy X" w:hAnsi="Times New Roman"/>
       <w:color w:val="000000"/>
       <w:sz w:val="24"/>
     </w:rPr>
@@ -2700,7 +2705,7 @@
       <w:outlineLvl w:val="7"/>
     </w:pPr>
     <w:rPr>
-      <w:rFonts w:ascii="Times New Roman" w:cstheme="majorBidi" w:eastAsia="Noto Serif SC Heavy X" w:eastAsiaTheme="majorEastAsia" w:hAnsi="Times New Roman"/>
+      <w:rFonts w:ascii="Times New Roman" w:eastAsia="Noto Serif SC Heavy X" w:hAnsi="Times New Roman"/>
       <w:i/>
       <w:iCs/>
       <w:color w:val="000000"/>
@@ -2724,7 +2729,7 @@
       <w:outlineLvl w:val="8"/>
     </w:pPr>
     <w:rPr>
-      <w:rFonts w:ascii="Times New Roman" w:cstheme="majorBidi" w:eastAsia="Noto Serif SC Heavy X" w:eastAsiaTheme="majorEastAsia" w:hAnsi="Times New Roman"/>
+      <w:rFonts w:ascii="Times New Roman" w:eastAsia="Noto Serif SC Heavy X" w:hAnsi="Times New Roman"/>
       <w:color w:val="000000"/>
       <w:sz w:val="24"/>
     </w:rPr>
@@ -3029,7 +3034,7 @@
       <w:outlineLvl w:val="9"/>
     </w:pPr>
     <w:rPr>
-      <w:rFonts w:ascii="Times New Roman" w:asciiTheme="majorHAnsi" w:cstheme="majorBidi" w:eastAsia="Noto Serif SC Heavy X" w:eastAsiaTheme="majorEastAsia" w:hAnsi="Times New Roman" w:hAnsiTheme="majorHAnsi"/>
+      <w:rFonts w:ascii="Times New Roman" w:eastAsia="Noto Serif SC Heavy X" w:hAnsi="Times New Roman"/>
       <w:b w:val="0"/>
       <w:bCs w:val="0"/>
       <w:i w:val="0"/>
@@ -3055,8 +3060,8 @@
     <w:name w:val="Source Code"/>
     <w:basedOn w:val="Normal"/>
     <w:pPr>
+      <w:shd w:fill="F7F7F7" w:val="clear"/>
       <w:spacing w:line="240" w:lineRule="auto"/>
-      <w:shd w:fill="F7F7F7" w:val="clear"/>
     </w:pPr>
     <w:rPr>
       <w:rFonts w:ascii="Consolas" w:eastAsia="SimSun" w:hAnsi="Consolas"/>
@@ -3109,8 +3114,8 @@
     </a:clrScheme>
     <a:fontScheme name="Office">
       <a:majorFont>
-        <a:latin typeface="Aptos Display" panose="02110004020202020204"/>
-        <a:ea typeface=""/>
+        <a:latin typeface="Times New Roman"/>
+        <a:ea typeface="SimSun"/>
         <a:cs typeface=""/>
         <a:font script="Jpan" typeface="游ゴシック Light"/>
         <a:font script="Hang" typeface="맑은 고딕"/>
@@ -3161,8 +3166,8 @@
         <a:font script="Tfng" typeface="Ebrima"/>
       </a:majorFont>
       <a:minorFont>
-        <a:latin typeface="Aptos" panose="02110004020202020204"/>
-        <a:ea typeface=""/>
+        <a:latin typeface="Times New Roman"/>
+        <a:ea typeface="SimSun"/>
         <a:cs typeface=""/>
         <a:font script="Jpan" typeface="游明朝"/>
         <a:font script="Hang" typeface="맑은 고딕"/>
